--- a/docs/Project_Proposal.docx
+++ b/docs/Project_Proposal.docx
@@ -9,16 +9,25 @@
           <w:bCs/>
         </w:rPr>
       </w:pPr>
+    </w:p>
+    <w:p>
+      <w:pPr>
+        <w:rPr>
+          <w:b/>
+          <w:bCs/>
+          <w:color w:val="2F5496" w:themeColor="accent1" w:themeShade="BF"/>
+          <w:sz w:val="40"/>
+          <w:szCs w:val="40"/>
+        </w:rPr>
+      </w:pPr>
       <w:r>
         <w:rPr>
           <w:b/>
           <w:bCs/>
+          <w:color w:val="2F5496" w:themeColor="accent1" w:themeShade="BF"/>
+          <w:sz w:val="40"/>
+          <w:szCs w:val="40"/>
         </w:rPr>
-        <w:t>Title</w:t>
-      </w:r>
-    </w:p>
-    <w:p>
-      <w:r>
         <w:t>Dark Pattern Impact Analytics &amp; Trust Score System</w:t>
       </w:r>
     </w:p>
@@ -27,49 +36,208 @@
         <w:rPr>
           <w:b/>
           <w:bCs/>
+          <w:color w:val="2F5496" w:themeColor="accent1" w:themeShade="BF"/>
+          <w:sz w:val="28"/>
+          <w:szCs w:val="28"/>
         </w:rPr>
       </w:pPr>
       <w:r>
         <w:rPr>
           <w:b/>
           <w:bCs/>
+          <w:color w:val="2F5496" w:themeColor="accent1" w:themeShade="BF"/>
+          <w:sz w:val="28"/>
+          <w:szCs w:val="28"/>
         </w:rPr>
         <w:t>Team Members</w:t>
       </w:r>
     </w:p>
-    <w:p>
-      <w:pPr>
-        <w:numPr>
-          <w:ilvl w:val="0"/>
-          <w:numId w:val="1"/>
-        </w:numPr>
-      </w:pPr>
-      <w:r>
-        <w:t xml:space="preserve">Santhosh </w:t>
-      </w:r>
-    </w:p>
-    <w:p>
-      <w:pPr>
-        <w:numPr>
-          <w:ilvl w:val="0"/>
-          <w:numId w:val="1"/>
-        </w:numPr>
-      </w:pPr>
-      <w:r>
-        <w:t xml:space="preserve">Beulah </w:t>
-      </w:r>
-    </w:p>
+    <w:tbl>
+      <w:tblPr>
+        <w:tblW w:w="0" w:type="auto"/>
+        <w:tblCellSpacing w:w="15" w:type="dxa"/>
+        <w:tblBorders>
+          <w:top w:val="single" w:sz="4" w:space="0" w:color="auto"/>
+          <w:left w:val="single" w:sz="4" w:space="0" w:color="auto"/>
+          <w:bottom w:val="single" w:sz="4" w:space="0" w:color="auto"/>
+          <w:right w:val="single" w:sz="4" w:space="0" w:color="auto"/>
+          <w:insideH w:val="single" w:sz="4" w:space="0" w:color="auto"/>
+          <w:insideV w:val="single" w:sz="4" w:space="0" w:color="auto"/>
+        </w:tblBorders>
+        <w:tblCellMar>
+          <w:top w:w="15" w:type="dxa"/>
+          <w:left w:w="15" w:type="dxa"/>
+          <w:bottom w:w="15" w:type="dxa"/>
+          <w:right w:w="15" w:type="dxa"/>
+        </w:tblCellMar>
+        <w:tblLook w:val="04A0" w:firstRow="1" w:lastRow="0" w:firstColumn="1" w:lastColumn="0" w:noHBand="0" w:noVBand="1"/>
+      </w:tblPr>
+      <w:tblGrid>
+        <w:gridCol w:w="1413"/>
+        <w:gridCol w:w="1984"/>
+      </w:tblGrid>
+      <w:tr>
+        <w:trPr>
+          <w:tblHeader/>
+          <w:tblCellSpacing w:w="15" w:type="dxa"/>
+        </w:trPr>
+        <w:tc>
+          <w:tcPr>
+            <w:tcW w:w="1368" w:type="dxa"/>
+            <w:vAlign w:val="center"/>
+            <w:hideMark/>
+          </w:tcPr>
+          <w:p>
+            <w:pPr>
+              <w:rPr>
+                <w:b/>
+                <w:bCs/>
+                <w:color w:val="2F5496" w:themeColor="accent1" w:themeShade="BF"/>
+              </w:rPr>
+            </w:pPr>
+            <w:r>
+              <w:rPr>
+                <w:b/>
+                <w:bCs/>
+                <w:color w:val="2F5496" w:themeColor="accent1" w:themeShade="BF"/>
+              </w:rPr>
+              <w:t>Role</w:t>
+            </w:r>
+          </w:p>
+        </w:tc>
+        <w:tc>
+          <w:tcPr>
+            <w:tcW w:w="1939" w:type="dxa"/>
+            <w:vAlign w:val="center"/>
+            <w:hideMark/>
+          </w:tcPr>
+          <w:p>
+            <w:pPr>
+              <w:rPr>
+                <w:b/>
+                <w:bCs/>
+                <w:color w:val="2F5496" w:themeColor="accent1" w:themeShade="BF"/>
+              </w:rPr>
+            </w:pPr>
+            <w:r>
+              <w:rPr>
+                <w:b/>
+                <w:bCs/>
+                <w:color w:val="2F5496" w:themeColor="accent1" w:themeShade="BF"/>
+              </w:rPr>
+              <w:t>Name</w:t>
+            </w:r>
+          </w:p>
+        </w:tc>
+      </w:tr>
+      <w:tr>
+        <w:trPr>
+          <w:tblCellSpacing w:w="15" w:type="dxa"/>
+        </w:trPr>
+        <w:tc>
+          <w:tcPr>
+            <w:tcW w:w="1368" w:type="dxa"/>
+            <w:vAlign w:val="center"/>
+            <w:hideMark/>
+          </w:tcPr>
+          <w:p>
+            <w:pPr>
+              <w:rPr>
+                <w:color w:val="000000" w:themeColor="text1"/>
+              </w:rPr>
+            </w:pPr>
+            <w:r>
+              <w:rPr>
+                <w:color w:val="000000" w:themeColor="text1"/>
+              </w:rPr>
+              <w:t>Member 1</w:t>
+            </w:r>
+          </w:p>
+        </w:tc>
+        <w:tc>
+          <w:tcPr>
+            <w:tcW w:w="1939" w:type="dxa"/>
+            <w:vAlign w:val="center"/>
+            <w:hideMark/>
+          </w:tcPr>
+          <w:p>
+            <w:pPr>
+              <w:rPr>
+                <w:color w:val="000000" w:themeColor="text1"/>
+              </w:rPr>
+            </w:pPr>
+            <w:r>
+              <w:rPr>
+                <w:color w:val="000000" w:themeColor="text1"/>
+              </w:rPr>
+              <w:t>Santhosh</w:t>
+            </w:r>
+          </w:p>
+        </w:tc>
+      </w:tr>
+      <w:tr>
+        <w:trPr>
+          <w:tblCellSpacing w:w="15" w:type="dxa"/>
+        </w:trPr>
+        <w:tc>
+          <w:tcPr>
+            <w:tcW w:w="1368" w:type="dxa"/>
+            <w:vAlign w:val="center"/>
+            <w:hideMark/>
+          </w:tcPr>
+          <w:p>
+            <w:pPr>
+              <w:rPr>
+                <w:color w:val="000000" w:themeColor="text1"/>
+              </w:rPr>
+            </w:pPr>
+            <w:r>
+              <w:rPr>
+                <w:color w:val="000000" w:themeColor="text1"/>
+              </w:rPr>
+              <w:t>Member 2</w:t>
+            </w:r>
+          </w:p>
+        </w:tc>
+        <w:tc>
+          <w:tcPr>
+            <w:tcW w:w="1939" w:type="dxa"/>
+            <w:vAlign w:val="center"/>
+            <w:hideMark/>
+          </w:tcPr>
+          <w:p>
+            <w:pPr>
+              <w:rPr>
+                <w:color w:val="000000" w:themeColor="text1"/>
+              </w:rPr>
+            </w:pPr>
+            <w:r>
+              <w:rPr>
+                <w:color w:val="000000" w:themeColor="text1"/>
+              </w:rPr>
+              <w:t>Beulah</w:t>
+            </w:r>
+          </w:p>
+        </w:tc>
+      </w:tr>
+    </w:tbl>
     <w:p>
       <w:pPr>
         <w:rPr>
           <w:b/>
           <w:bCs/>
+          <w:color w:val="2F5496" w:themeColor="accent1" w:themeShade="BF"/>
+          <w:sz w:val="28"/>
+          <w:szCs w:val="28"/>
         </w:rPr>
       </w:pPr>
       <w:r>
         <w:rPr>
           <w:b/>
           <w:bCs/>
+          <w:color w:val="2F5496" w:themeColor="accent1" w:themeShade="BF"/>
+          <w:sz w:val="28"/>
+          <w:szCs w:val="28"/>
         </w:rPr>
         <w:t>Problem Statement</w:t>
       </w:r>
@@ -92,12 +260,18 @@
         <w:rPr>
           <w:b/>
           <w:bCs/>
+          <w:color w:val="2F5496" w:themeColor="accent1" w:themeShade="BF"/>
+          <w:sz w:val="28"/>
+          <w:szCs w:val="28"/>
         </w:rPr>
       </w:pPr>
       <w:r>
         <w:rPr>
           <w:b/>
           <w:bCs/>
+          <w:color w:val="2F5496" w:themeColor="accent1" w:themeShade="BF"/>
+          <w:sz w:val="28"/>
+          <w:szCs w:val="28"/>
         </w:rPr>
         <w:t>Objectives</w:t>
       </w:r>
@@ -167,12 +341,18 @@
         <w:rPr>
           <w:b/>
           <w:bCs/>
+          <w:color w:val="2F5496" w:themeColor="accent1" w:themeShade="BF"/>
+          <w:sz w:val="28"/>
+          <w:szCs w:val="28"/>
         </w:rPr>
       </w:pPr>
       <w:r>
         <w:rPr>
           <w:b/>
           <w:bCs/>
+          <w:color w:val="2F5496" w:themeColor="accent1" w:themeShade="BF"/>
+          <w:sz w:val="28"/>
+          <w:szCs w:val="28"/>
         </w:rPr>
         <w:t>Tools</w:t>
       </w:r>
@@ -237,12 +417,18 @@
         <w:rPr>
           <w:b/>
           <w:bCs/>
+          <w:color w:val="2F5496" w:themeColor="accent1" w:themeShade="BF"/>
+          <w:sz w:val="28"/>
+          <w:szCs w:val="28"/>
         </w:rPr>
       </w:pPr>
       <w:r>
         <w:rPr>
           <w:b/>
           <w:bCs/>
+          <w:color w:val="2F5496" w:themeColor="accent1" w:themeShade="BF"/>
+          <w:sz w:val="28"/>
+          <w:szCs w:val="28"/>
         </w:rPr>
         <w:t>Duration</w:t>
       </w:r>

--- a/docs/Project_Proposal.docx
+++ b/docs/Project_Proposal.docx
@@ -29,6 +29,41 @@
           <w:szCs w:val="40"/>
         </w:rPr>
         <w:t>Dark Pattern Impact Analytics &amp; Trust Score System</w:t>
+      </w:r>
+    </w:p>
+    <w:p>
+      <w:pPr>
+        <w:rPr>
+          <w:color w:val="404040" w:themeColor="text1" w:themeTint="BF"/>
+          <w:sz w:val="36"/>
+          <w:szCs w:val="36"/>
+        </w:rPr>
+      </w:pPr>
+      <w:r>
+        <w:rPr>
+          <w:color w:val="404040" w:themeColor="text1" w:themeTint="BF"/>
+          <w:sz w:val="28"/>
+          <w:szCs w:val="28"/>
+        </w:rPr>
+        <w:t xml:space="preserve">(Prepared by member </w:t>
+      </w:r>
+      <w:proofErr w:type="gramStart"/>
+      <w:r>
+        <w:rPr>
+          <w:color w:val="404040" w:themeColor="text1" w:themeTint="BF"/>
+          <w:sz w:val="28"/>
+          <w:szCs w:val="28"/>
+        </w:rPr>
+        <w:t>1 :</w:t>
+      </w:r>
+      <w:proofErr w:type="gramEnd"/>
+      <w:r>
+        <w:rPr>
+          <w:color w:val="404040" w:themeColor="text1" w:themeTint="BF"/>
+          <w:sz w:val="28"/>
+          <w:szCs w:val="28"/>
+        </w:rPr>
+        <w:t xml:space="preserve"> Santhosh T)</w:t>
       </w:r>
     </w:p>
     <w:p>
@@ -243,15 +278,33 @@
       </w:r>
     </w:p>
     <w:p>
-      <w:r>
+      <w:pPr>
+        <w:rPr>
+          <w:sz w:val="28"/>
+          <w:szCs w:val="28"/>
+        </w:rPr>
+      </w:pPr>
+      <w:r>
+        <w:rPr>
+          <w:sz w:val="28"/>
+          <w:szCs w:val="28"/>
+        </w:rPr>
         <w:t xml:space="preserve">Many consumer applications use dark patterns that influence user decisions and reduce transparency. This project aims to identify such patterns and measure their impact on user trust, sentiment, and user </w:t>
       </w:r>
       <w:proofErr w:type="spellStart"/>
       <w:r>
+        <w:rPr>
+          <w:sz w:val="28"/>
+          <w:szCs w:val="28"/>
+        </w:rPr>
         <w:t>behavior</w:t>
       </w:r>
       <w:proofErr w:type="spellEnd"/>
       <w:r>
+        <w:rPr>
+          <w:sz w:val="28"/>
+          <w:szCs w:val="28"/>
+        </w:rPr>
         <w:t>.</w:t>
       </w:r>
     </w:p>
@@ -282,13 +335,25 @@
           <w:ilvl w:val="0"/>
           <w:numId w:val="2"/>
         </w:numPr>
+        <w:rPr>
+          <w:sz w:val="28"/>
+          <w:szCs w:val="28"/>
+        </w:rPr>
       </w:pPr>
       <w:proofErr w:type="spellStart"/>
       <w:r>
+        <w:rPr>
+          <w:sz w:val="28"/>
+          <w:szCs w:val="28"/>
+        </w:rPr>
         <w:t>Analyze</w:t>
       </w:r>
       <w:proofErr w:type="spellEnd"/>
       <w:r>
+        <w:rPr>
+          <w:sz w:val="28"/>
+          <w:szCs w:val="28"/>
+        </w:rPr>
         <w:t xml:space="preserve"> user reviews </w:t>
       </w:r>
     </w:p>
@@ -298,8 +363,16 @@
           <w:ilvl w:val="0"/>
           <w:numId w:val="2"/>
         </w:numPr>
-      </w:pPr>
-      <w:r>
+        <w:rPr>
+          <w:sz w:val="28"/>
+          <w:szCs w:val="28"/>
+        </w:rPr>
+      </w:pPr>
+      <w:r>
+        <w:rPr>
+          <w:sz w:val="28"/>
+          <w:szCs w:val="28"/>
+        </w:rPr>
         <w:t xml:space="preserve">Identify dark patterns </w:t>
       </w:r>
     </w:p>
@@ -309,8 +382,16 @@
           <w:ilvl w:val="0"/>
           <w:numId w:val="2"/>
         </w:numPr>
-      </w:pPr>
-      <w:r>
+        <w:rPr>
+          <w:sz w:val="28"/>
+          <w:szCs w:val="28"/>
+        </w:rPr>
+      </w:pPr>
+      <w:r>
+        <w:rPr>
+          <w:sz w:val="28"/>
+          <w:szCs w:val="28"/>
+        </w:rPr>
         <w:t xml:space="preserve">Build a Trust Score </w:t>
       </w:r>
     </w:p>
@@ -320,8 +401,16 @@
           <w:ilvl w:val="0"/>
           <w:numId w:val="2"/>
         </w:numPr>
-      </w:pPr>
-      <w:r>
+        <w:rPr>
+          <w:sz w:val="28"/>
+          <w:szCs w:val="28"/>
+        </w:rPr>
+      </w:pPr>
+      <w:r>
+        <w:rPr>
+          <w:sz w:val="28"/>
+          <w:szCs w:val="28"/>
+        </w:rPr>
         <w:t xml:space="preserve">Measure sentiment impact </w:t>
       </w:r>
     </w:p>
@@ -331,8 +420,16 @@
           <w:ilvl w:val="0"/>
           <w:numId w:val="2"/>
         </w:numPr>
-      </w:pPr>
-      <w:r>
+        <w:rPr>
+          <w:sz w:val="28"/>
+          <w:szCs w:val="28"/>
+        </w:rPr>
+      </w:pPr>
+      <w:r>
+        <w:rPr>
+          <w:sz w:val="28"/>
+          <w:szCs w:val="28"/>
+        </w:rPr>
         <w:t xml:space="preserve">Create Power BI dashboards </w:t>
       </w:r>
     </w:p>
@@ -363,8 +460,16 @@
           <w:ilvl w:val="0"/>
           <w:numId w:val="3"/>
         </w:numPr>
-      </w:pPr>
-      <w:r>
+        <w:rPr>
+          <w:sz w:val="28"/>
+          <w:szCs w:val="28"/>
+        </w:rPr>
+      </w:pPr>
+      <w:r>
+        <w:rPr>
+          <w:sz w:val="28"/>
+          <w:szCs w:val="28"/>
+        </w:rPr>
         <w:t xml:space="preserve">Python </w:t>
       </w:r>
     </w:p>
@@ -374,8 +479,16 @@
           <w:ilvl w:val="0"/>
           <w:numId w:val="3"/>
         </w:numPr>
-      </w:pPr>
-      <w:r>
+        <w:rPr>
+          <w:sz w:val="28"/>
+          <w:szCs w:val="28"/>
+        </w:rPr>
+      </w:pPr>
+      <w:r>
+        <w:rPr>
+          <w:sz w:val="28"/>
+          <w:szCs w:val="28"/>
+        </w:rPr>
         <w:t xml:space="preserve">PostgreSQL </w:t>
       </w:r>
     </w:p>
@@ -385,8 +498,16 @@
           <w:ilvl w:val="0"/>
           <w:numId w:val="3"/>
         </w:numPr>
-      </w:pPr>
-      <w:r>
+        <w:rPr>
+          <w:sz w:val="28"/>
+          <w:szCs w:val="28"/>
+        </w:rPr>
+      </w:pPr>
+      <w:r>
+        <w:rPr>
+          <w:sz w:val="28"/>
+          <w:szCs w:val="28"/>
+        </w:rPr>
         <w:t xml:space="preserve">SQL </w:t>
       </w:r>
     </w:p>
@@ -396,8 +517,16 @@
           <w:ilvl w:val="0"/>
           <w:numId w:val="3"/>
         </w:numPr>
-      </w:pPr>
-      <w:r>
+        <w:rPr>
+          <w:sz w:val="28"/>
+          <w:szCs w:val="28"/>
+        </w:rPr>
+      </w:pPr>
+      <w:r>
+        <w:rPr>
+          <w:sz w:val="28"/>
+          <w:szCs w:val="28"/>
+        </w:rPr>
         <w:t xml:space="preserve">Power BI </w:t>
       </w:r>
     </w:p>
@@ -407,8 +536,16 @@
           <w:ilvl w:val="0"/>
           <w:numId w:val="3"/>
         </w:numPr>
-      </w:pPr>
-      <w:r>
+        <w:rPr>
+          <w:sz w:val="28"/>
+          <w:szCs w:val="28"/>
+        </w:rPr>
+      </w:pPr>
+      <w:r>
+        <w:rPr>
+          <w:sz w:val="28"/>
+          <w:szCs w:val="28"/>
+        </w:rPr>
         <w:t xml:space="preserve">GitHub </w:t>
       </w:r>
     </w:p>
@@ -434,11 +571,20 @@
       </w:r>
     </w:p>
     <w:p>
-      <w:r>
+      <w:pPr>
+        <w:rPr>
+          <w:sz w:val="28"/>
+          <w:szCs w:val="28"/>
+        </w:rPr>
+      </w:pPr>
+      <w:r>
+        <w:rPr>
+          <w:sz w:val="28"/>
+          <w:szCs w:val="28"/>
+        </w:rPr>
         <w:t>8 Weeks</w:t>
       </w:r>
     </w:p>
-    <w:p/>
     <w:sectPr>
       <w:pgSz w:w="11906" w:h="16838"/>
       <w:pgMar w:top="1440" w:right="1440" w:bottom="1440" w:left="1440" w:header="708" w:footer="708" w:gutter="0"/>
@@ -1513,6 +1659,7 @@
   <w:style w:type="character" w:default="1" w:styleId="DefaultParagraphFont">
     <w:name w:val="Default Paragraph Font"/>
     <w:uiPriority w:val="1"/>
+    <w:semiHidden/>
     <w:unhideWhenUsed/>
   </w:style>
   <w:style w:type="table" w:default="1" w:styleId="TableNormal">
